--- a/2. Building with the Claude API/Modules_Notes/Modulo2_08_MCP.docx
+++ b/2. Building with the Claude API/Modules_Notes/Modulo2_08_MCP.docx
@@ -1,6 +1,6 @@
 
 <file path=word/document.xml><?xml version="1.0" encoding="utf-8"?>
-<w:document xmlns:wpc="http://schemas.microsoft.com/office/word/2010/wordprocessingCanvas" xmlns:cx="http://schemas.microsoft.com/office/drawing/2014/chartex" xmlns:cx1="http://schemas.microsoft.com/office/drawing/2015/9/8/chartex" xmlns:cx2="http://schemas.microsoft.com/office/drawing/2015/10/21/chartex" xmlns:cx3="http://schemas.microsoft.com/office/drawing/2016/5/9/chartex" xmlns:cx4="http://schemas.microsoft.com/office/drawing/2016/5/10/chartex" xmlns:cx5="http://schemas.microsoft.com/office/drawing/2016/5/11/chartex" xmlns:cx6="http://schemas.microsoft.com/office/drawing/2016/5/12/chartex" xmlns:cx7="http://schemas.microsoft.com/office/drawing/2016/5/13/chartex" xmlns:cx8="http://schemas.microsoft.com/office/drawing/2016/5/14/chartex" xmlns:mc="http://schemas.openxmlformats.org/markup-compatibility/2006" xmlns:aink="http://schemas.microsoft.com/office/drawing/2016/ink" xmlns:am3d="http://schemas.microsoft.com/office/drawing/2017/model3d" xmlns:o="urn:schemas-microsoft-com:office:office" xmlns:oel="http://schemas.microsoft.com/office/2019/extlst" xmlns:r="http://schemas.openxmlformats.org/officeDocument/2006/relationships" xmlns:m="http://schemas.openxmlformats.org/officeDocument/2006/math" xmlns:v="urn:schemas-microsoft-com:vml" xmlns:wp14="http://schemas.microsoft.com/office/word/2010/wordprocessingDrawing" xmlns:wp="http://schemas.openxmlformats.org/drawingml/2006/wordprocessingDrawing" xmlns:w10="urn:schemas-microsoft-com:office:word" xmlns:w="http://schemas.openxmlformats.org/wordprocessingml/2006/main" xmlns:w14="http://schemas.microsoft.com/office/word/2010/wordml" xmlns:w15="http://schemas.microsoft.com/office/word/2012/wordml" xmlns:w16cex="http://schemas.microsoft.com/office/word/2018/wordml/cex" xmlns:w16cid="http://schemas.microsoft.com/office/word/2016/wordml/cid" xmlns:w16="http://schemas.microsoft.com/office/word/2018/wordml" xmlns:w16du="http://schemas.microsoft.com/office/word/2023/wordml/word16du" xmlns:w16sdtdh="http://schemas.microsoft.com/office/word/2020/wordml/sdtdatahash" xmlns:w16sdtfl="http://schemas.microsoft.com/office/word/2024/wordml/sdtformatlock" xmlns:w16se="http://schemas.microsoft.com/office/word/2015/wordml/symex" xmlns:wpg="http://schemas.microsoft.com/office/word/2010/wordprocessingGroup" xmlns:wpi="http://schemas.microsoft.com/office/word/2010/wordprocessingInk" xmlns:wne="http://schemas.microsoft.com/office/word/2006/wordml" xmlns:wps="http://schemas.microsoft.com/office/word/2010/wordprocessingShape" mc:Ignorable="w14 w15 w16se w16cid w16 w16cex w16sdtdh w16sdtfl w16du wp14">
+<w:document xmlns:wpc="http://schemas.microsoft.com/office/word/2010/wordprocessingCanvas" xmlns:cx="http://schemas.microsoft.com/office/drawing/2014/chartex" xmlns:cx1="http://schemas.microsoft.com/office/drawing/2015/9/8/chartex" xmlns:cx2="http://schemas.microsoft.com/office/drawing/2015/10/21/chartex" xmlns:cx3="http://schemas.microsoft.com/office/drawing/2016/5/9/chartex" xmlns:cx4="http://schemas.microsoft.com/office/drawing/2016/5/10/chartex" xmlns:cx5="http://schemas.microsoft.com/office/drawing/2016/5/11/chartex" xmlns:cx6="http://schemas.microsoft.com/office/drawing/2016/5/12/chartex" xmlns:cx7="http://schemas.microsoft.com/office/drawing/2016/5/13/chartex" xmlns:cx8="http://schemas.microsoft.com/office/drawing/2016/5/14/chartex" xmlns:mc="http://schemas.openxmlformats.org/markup-compatibility/2006" xmlns:aink="http://schemas.microsoft.com/office/drawing/2016/ink" xmlns:am3d="http://schemas.microsoft.com/office/drawing/2017/model3d" xmlns:o="urn:schemas-microsoft-com:office:office" xmlns:oel="http://schemas.microsoft.com/office/2019/extlst" xmlns:r="http://schemas.openxmlformats.org/officeDocument/2006/relationships" xmlns:m="http://schemas.openxmlformats.org/officeDocument/2006/math" xmlns:v="urn:schemas-microsoft-com:vml" xmlns:wp14="http://schemas.microsoft.com/office/word/2010/wordprocessingDrawing" xmlns:wp="http://schemas.openxmlformats.org/drawingml/2006/wordprocessingDrawing" xmlns:w10="urn:schemas-microsoft-com:office:word" xmlns:w="http://schemas.openxmlformats.org/wordprocessingml/2006/main" xmlns:w14="http://schemas.microsoft.com/office/word/2010/wordml" xmlns:w15="http://schemas.microsoft.com/office/word/2012/wordml" xmlns:w16cex="http://schemas.microsoft.com/office/word/2018/wordml/cex" xmlns:w16cid="http://schemas.microsoft.com/office/word/2016/wordml/cid" xmlns:w16="http://schemas.microsoft.com/office/word/2018/wordml" xmlns:w16du="http://schemas.microsoft.com/office/word/2023/wordml/word16du" xmlns:w16sdtdh="http://schemas.microsoft.com/office/word/2020/wordml/sdtdatahash" xmlns:w16sdtfl="http://schemas.microsoft.com/office/word/2024/wordml/sdtformatlock" xmlns:w16se="http://schemas.microsoft.com/office/word/2015/wordml/symex" xmlns:wpg="http://schemas.microsoft.com/office/word/2010/wordprocessingGroup" xmlns:wpi="http://schemas.microsoft.com/office/word/2010/wordprocessingInk" xmlns:wne="http://schemas.microsoft.com/office/word/2006/wordml" xmlns:wps="http://schemas.microsoft.com/office/word/2010/wordprocessingShape" xmlns:a="http://schemas.openxmlformats.org/drawingml/2006/main" xmlns:pic="http://schemas.openxmlformats.org/drawingml/2006/picture" mc:Ignorable="w14 w15 w16se w16cid w16 w16cex w16sdtdh w16sdtfl w16du wp14">
   <w:body>
     <w:p>
       <w:pPr>
@@ -22,7 +22,7 @@
     <w:p>
       <w:pPr>
         <w:pBdr>
-          <w:bottom w:val="single" w:sz="8" w:space="8" w:color="5A3E1B"/>
+          <w:bottom w:val="single" w:color="5A3E1B" w:sz="8" w:space="8"/>
         </w:pBdr>
         <w:spacing w:after="200"/>
         <w:rPr>
@@ -290,7 +290,7 @@
     <w:p>
       <w:pPr>
         <w:pBdr>
-          <w:bottom w:val="single" w:sz="4" w:space="6" w:color="CCCCCC"/>
+          <w:bottom w:val="single" w:color="CCCCCC" w:sz="4" w:space="6"/>
         </w:pBdr>
         <w:spacing w:after="180"/>
         <w:rPr>
@@ -347,9 +347,16 @@
       </w:pPr>
       <w:r>
         <w:rPr>
-          <w:lang w:val="en-US"/>
-        </w:rPr>
-        <w:t>Model Context Protocol (MCP) is a communication layer that gives Claude context and tools without requiring a lot of tedious integration code. It shifts the burden of defining and executing tools away from your own server and onto specialized MCP servers.</w:t>
+          <w:highlight w:val="yellow"/>
+          <w:lang w:val="en-US"/>
+        </w:rPr>
+        <w:t>Model Context Protocol (MCP) is a communication layer that gives Claude context and tools without requiring a lot of tedious integration code.</w:t>
+      </w:r>
+      <w:r>
+        <w:rPr>
+          <w:lang w:val="en-US"/>
+        </w:rPr>
+        <w:t xml:space="preserve"> It shifts the burden of defining and executing tools away from your own server and onto specialized MCP servers.</w:t>
       </w:r>
     </w:p>
     <w:p>
@@ -381,9 +388,23 @@
       </w:pPr>
       <w:r>
         <w:rPr>
-          <w:lang w:val="en-US"/>
-        </w:rPr>
-        <w:t>An MCP Client (your server) connects to one or more MCP Servers, each of which bundles tools, prompts, and resources. Every MCP server acts as an interface to some outside service.</w:t>
+          <w:highlight w:val="yellow"/>
+          <w:lang w:val="en-US"/>
+        </w:rPr>
+        <w:t>An MCP Client (your server) connects to one or more MCP Servers</w:t>
+      </w:r>
+      <w:r>
+        <w:rPr>
+          <w:lang w:val="en-US"/>
+        </w:rPr>
+        <w:t xml:space="preserve">, each of which bundles tools, prompts, and resources. </w:t>
+      </w:r>
+      <w:r>
+        <w:rPr>
+          <w:highlight w:val="yellow"/>
+          <w:lang w:val="en-US"/>
+        </w:rPr>
+        <w:t>Every MCP server acts as an interface to some outside service.</w:t>
       </w:r>
     </w:p>
     <w:p>
@@ -693,14 +714,35 @@
       <w:pPr>
         <w:spacing w:after="140" w:line="300" w:lineRule="auto"/>
         <w:rPr>
-          <w:lang w:val="en-US"/>
-        </w:rPr>
-      </w:pPr>
-      <w:r>
-        <w:rPr>
-          <w:lang w:val="en-US"/>
-        </w:rPr>
-        <w:t>MCP shifts the burden of tool definitions and execution from your server to MCP servers. Instead of writing all those GitHub tools yourself, they are authored and executed inside a dedicated MCP server, which acts as a wrapper around GitHub's functionality — providing pre-built tools ready to use without implementing them yourself. MCP servers provide access to data or functionality implemented by outside services, packaging complex integrations into reusable components any application can connect to.</w:t>
+          <w:highlight w:val="yellow"/>
+          <w:lang w:val="en-US"/>
+        </w:rPr>
+      </w:pPr>
+      <w:r>
+        <w:rPr>
+          <w:lang w:val="en-US"/>
+        </w:rPr>
+        <w:t xml:space="preserve">MCP shifts the burden of tool definitions and execution from your server to MCP servers. Instead of writing all those GitHub tools yourself, they are authored and executed inside a dedicated MCP server, which acts as a wrapper around </w:t>
+      </w:r>
+      <w:r>
+        <w:rPr>
+          <w:highlight w:val="yellow"/>
+          <w:lang w:val="en-US"/>
+        </w:rPr>
+        <w:t>GitHub's functionality — providing pre-built tools ready to use without implementing them yourself.</w:t>
+      </w:r>
+      <w:r>
+        <w:rPr>
+          <w:lang w:val="en-US"/>
+        </w:rPr>
+        <w:t xml:space="preserve"> </w:t>
+      </w:r>
+      <w:r>
+        <w:rPr>
+          <w:highlight w:val="yellow"/>
+          <w:lang w:val="en-US"/>
+        </w:rPr>
+        <w:t>MCP servers provide access to data or functionality implemented by outside services, packaging complex integrations into reusable components any application can connect to.</w:t>
       </w:r>
     </w:p>
     <w:p>
@@ -836,9 +878,16 @@
       </w:pPr>
       <w:r>
         <w:rPr>
-          <w:lang w:val="en-US"/>
-        </w:rPr>
-        <w:t>MCP servers provide tool schemas and functions that are already defined. Calling an API directly means being responsible for authoring those tool definitions yourself — MCP removes that implementation work.</w:t>
+          <w:highlight w:val="yellow"/>
+          <w:lang w:val="en-US"/>
+        </w:rPr>
+        <w:t>MCP servers provide tool schemas and functions that are already defined.</w:t>
+      </w:r>
+      <w:r>
+        <w:rPr>
+          <w:lang w:val="en-US"/>
+        </w:rPr>
+        <w:t xml:space="preserve"> Calling an API directly means being responsible for authoring those tool definitions yourself — MCP removes that implementation work.</w:t>
       </w:r>
     </w:p>
     <w:p>
@@ -851,14 +900,38 @@
       </w:pPr>
       <w:r>
         <w:rPr>
-          <w:b/>
-          <w:bCs/>
+          <w:b w:val="1"/>
+          <w:bCs w:val="1"/>
           <w:color w:val="7A5A2E"/>
           <w:sz w:val="30"/>
           <w:szCs w:val="30"/>
           <w:lang w:val="en-US"/>
         </w:rPr>
-        <w:t>Isn't MCP Just Tool Use?</w:t>
+        <w:t xml:space="preserve">Isn't MCP Just </w:t>
+      </w:r>
+      <w:bookmarkStart w:name="_Int_mtxggenb" w:id="1644940916"/>
+      <w:r>
+        <w:rPr>
+          <w:b w:val="1"/>
+          <w:bCs w:val="1"/>
+          <w:color w:val="7A5A2E"/>
+          <w:sz w:val="30"/>
+          <w:szCs w:val="30"/>
+          <w:lang w:val="en-US"/>
+        </w:rPr>
+        <w:t>Tool</w:t>
+      </w:r>
+      <w:bookmarkEnd w:id="1644940916"/>
+      <w:r>
+        <w:rPr>
+          <w:b w:val="1"/>
+          <w:bCs w:val="1"/>
+          <w:color w:val="7A5A2E"/>
+          <w:sz w:val="30"/>
+          <w:szCs w:val="30"/>
+          <w:lang w:val="en-US"/>
+        </w:rPr>
+        <w:t xml:space="preserve"> Use?</w:t>
       </w:r>
     </w:p>
     <w:p>
@@ -1018,14 +1091,18 @@
         <w:spacing w:after="60" w:line="300" w:lineRule="auto"/>
         <w:ind w:left="400"/>
         <w:rPr>
-          <w:rFonts w:ascii="Arial" w:hAnsi="Arial" w:cs="Arial"/>
-          <w:lang w:val="en-US"/>
-        </w:rPr>
-      </w:pPr>
-      <w:r>
-        <w:rPr>
-          <w:rFonts w:ascii="Arial" w:hAnsi="Arial" w:cs="Arial"/>
-          <w:lang w:val="en-US"/>
+          <w:highlight w:val="yellow"/>
+          <w:lang w:val="en-US"/>
+        </w:rPr>
+      </w:pPr>
+      <w:r>
+        <w:rPr>
+          <w:rFonts w:ascii="Ink Free" w:hAnsi="Ink Free" w:eastAsia="Ink Free" w:cs="Ink Free"/>
+          <w:color w:val="auto"/>
+          <w:sz w:val="26"/>
+          <w:szCs w:val="26"/>
+          <w:highlight w:val="yellow"/>
+          <w:lang w:val="en-US" w:eastAsia="pt-BR" w:bidi="ar-SA"/>
         </w:rPr>
         <w:t>B) A communication layer that gives Claude context and tools without requiring lots of tedious integration code</w:t>
       </w:r>
@@ -1123,12 +1200,14 @@
         <w:ind w:left="400"/>
         <w:rPr>
           <w:rFonts w:ascii="Arial" w:hAnsi="Arial" w:cs="Arial"/>
-          <w:lang w:val="en-US"/>
-        </w:rPr>
-      </w:pPr>
-      <w:r>
-        <w:rPr>
-          <w:rFonts w:ascii="Arial" w:hAnsi="Arial" w:cs="Arial"/>
+          <w:highlight w:val="yellow"/>
+          <w:lang w:val="en-US"/>
+        </w:rPr>
+      </w:pPr>
+      <w:r>
+        <w:rPr>
+          <w:rFonts w:ascii="Arial" w:hAnsi="Arial" w:cs="Arial"/>
+          <w:highlight w:val="yellow"/>
           <w:lang w:val="en-US"/>
         </w:rPr>
         <w:t>B) One or more MCP Servers, each exposing tools, prompts, and resources</w:t>
@@ -1226,12 +1305,14 @@
         <w:ind w:left="400"/>
         <w:rPr>
           <w:rFonts w:ascii="Arial" w:hAnsi="Arial" w:cs="Arial"/>
-          <w:lang w:val="en-US"/>
-        </w:rPr>
-      </w:pPr>
-      <w:r>
-        <w:rPr>
-          <w:rFonts w:ascii="Arial" w:hAnsi="Arial" w:cs="Arial"/>
+          <w:highlight w:val="yellow"/>
+          <w:lang w:val="en-US"/>
+        </w:rPr>
+      </w:pPr>
+      <w:r>
+        <w:rPr>
+          <w:rFonts w:ascii="Arial" w:hAnsi="Arial" w:cs="Arial"/>
+          <w:highlight w:val="yellow"/>
           <w:lang w:val="en-US"/>
         </w:rPr>
         <w:t>B) Authoring a large number of tool schemas and functions by hand, then testing and maintaining them</w:t>
@@ -1346,12 +1427,14 @@
         <w:ind w:left="400"/>
         <w:rPr>
           <w:rFonts w:ascii="Arial" w:hAnsi="Arial" w:cs="Arial"/>
-          <w:lang w:val="en-US"/>
-        </w:rPr>
-      </w:pPr>
-      <w:r>
-        <w:rPr>
-          <w:rFonts w:ascii="Arial" w:hAnsi="Arial" w:cs="Arial"/>
+          <w:highlight w:val="yellow"/>
+          <w:lang w:val="en-US"/>
+        </w:rPr>
+      </w:pPr>
+      <w:r>
+        <w:rPr>
+          <w:rFonts w:ascii="Arial" w:hAnsi="Arial" w:cs="Arial"/>
+          <w:highlight w:val="yellow"/>
           <w:lang w:val="en-US"/>
         </w:rPr>
         <w:t>C) Anyone — often the service provider itself builds an official implementation</w:t>
@@ -1432,12 +1515,14 @@
         <w:ind w:left="400"/>
         <w:rPr>
           <w:rFonts w:ascii="Arial" w:hAnsi="Arial" w:cs="Arial"/>
-          <w:lang w:val="en-US"/>
-        </w:rPr>
-      </w:pPr>
-      <w:r>
-        <w:rPr>
-          <w:rFonts w:ascii="Arial" w:hAnsi="Arial" w:cs="Arial"/>
+          <w:highlight w:val="yellow"/>
+          <w:lang w:val="en-US"/>
+        </w:rPr>
+      </w:pPr>
+      <w:r>
+        <w:rPr>
+          <w:rFonts w:ascii="Arial" w:hAnsi="Arial" w:cs="Arial"/>
+          <w:highlight w:val="yellow"/>
           <w:lang w:val="en-US"/>
         </w:rPr>
         <w:t>B) Because MCP is about who authors and maintains the tools — with MCP those schemas and functions are already written for you, inside the MCP server</w:t>
@@ -1545,9 +1630,23 @@
       </w:pPr>
       <w:r>
         <w:rPr>
-          <w:lang w:val="en-US"/>
-        </w:rPr>
-        <w:t>The MCP client is the communication bridge between your server and MCP servers — the access point to all the tools an MCP server provides. It handles all the message passing and protocol details, so you don't have to.</w:t>
+          <w:highlight w:val="yellow"/>
+          <w:lang w:val="en-US"/>
+        </w:rPr>
+        <w:t>The MCP client is the communication bridge between your server and MCP servers</w:t>
+      </w:r>
+      <w:r>
+        <w:rPr>
+          <w:lang w:val="en-US"/>
+        </w:rPr>
+        <w:t xml:space="preserve"> — the access point to all the tools an MCP server provides. </w:t>
+      </w:r>
+      <w:r>
+        <w:rPr>
+          <w:highlight w:val="yellow"/>
+          <w:lang w:val="en-US"/>
+        </w:rPr>
+        <w:t>It handles all the message passing and protocol details, so you don't have to.</w:t>
       </w:r>
     </w:p>
     <w:p>
@@ -1754,7 +1853,20 @@
         <w:rPr>
           <w:lang w:val="en-US"/>
         </w:rPr>
-        <w:t>Once connected, the client and server exchange specific message types defined in the MCP specification. The two main pairs are ListToolsRequest / ListToolsResult (the client asks "what tools do you provide?" and gets back the list) and CallToolRequest / CallToolResult (the client asks the server to run a specific tool with given arguments, then receives the result).</w:t>
+        <w:t xml:space="preserve">Once connected, the client and server exchange specific message types defined in the MCP specification. </w:t>
+      </w:r>
+      <w:r>
+        <w:rPr>
+          <w:highlight w:val="yellow"/>
+          <w:lang w:val="en-US"/>
+        </w:rPr>
+        <w:t>The two main pairs are ListToolsRequest / ListToolsResult</w:t>
+      </w:r>
+      <w:r>
+        <w:rPr>
+          <w:lang w:val="en-US"/>
+        </w:rPr>
+        <w:t xml:space="preserve"> (the client asks "what tools do you provide?" and gets back the list) and CallToolRequest / CallToolResult (the client asks the server to run a specific tool with given arguments, then receives the result).</w:t>
       </w:r>
     </w:p>
     <w:p>
@@ -2025,12 +2137,14 @@
         <w:ind w:left="400"/>
         <w:rPr>
           <w:rFonts w:ascii="Arial" w:hAnsi="Arial" w:cs="Arial"/>
-          <w:lang w:val="en-US"/>
-        </w:rPr>
-      </w:pPr>
-      <w:r>
-        <w:rPr>
-          <w:rFonts w:ascii="Arial" w:hAnsi="Arial" w:cs="Arial"/>
+          <w:highlight w:val="yellow"/>
+          <w:lang w:val="en-US"/>
+        </w:rPr>
+      </w:pPr>
+      <w:r>
+        <w:rPr>
+          <w:rFonts w:ascii="Arial" w:hAnsi="Arial" w:cs="Arial"/>
+          <w:highlight w:val="yellow"/>
           <w:lang w:val="en-US"/>
         </w:rPr>
         <w:t>B) It's the communication bridge between your server and MCP servers, handling message passing and protocol details</w:t>
@@ -2129,12 +2243,14 @@
         <w:ind w:left="400"/>
         <w:rPr>
           <w:rFonts w:ascii="Arial" w:hAnsi="Arial" w:cs="Arial"/>
-          <w:lang w:val="en-US"/>
-        </w:rPr>
-      </w:pPr>
-      <w:r>
-        <w:rPr>
-          <w:rFonts w:ascii="Arial" w:hAnsi="Arial" w:cs="Arial"/>
+          <w:highlight w:val="yellow"/>
+          <w:lang w:val="en-US"/>
+        </w:rPr>
+      </w:pPr>
+      <w:r>
+        <w:rPr>
+          <w:rFonts w:ascii="Arial" w:hAnsi="Arial" w:cs="Arial"/>
+          <w:highlight w:val="yellow"/>
           <w:lang w:val="en-US"/>
         </w:rPr>
         <w:t>B) The client and server can communicate over different protocols, such as Standard IO, HTTP, or WebSockets</w:t>
@@ -2215,12 +2331,14 @@
         <w:ind w:left="400"/>
         <w:rPr>
           <w:rFonts w:ascii="Arial" w:hAnsi="Arial" w:cs="Arial"/>
-          <w:lang w:val="en-US"/>
-        </w:rPr>
-      </w:pPr>
-      <w:r>
-        <w:rPr>
-          <w:rFonts w:ascii="Arial" w:hAnsi="Arial" w:cs="Arial"/>
+          <w:highlight w:val="yellow"/>
+          <w:lang w:val="en-US"/>
+        </w:rPr>
+      </w:pPr>
+      <w:r>
+        <w:rPr>
+          <w:rFonts w:ascii="Arial" w:hAnsi="Arial" w:cs="Arial"/>
+          <w:highlight w:val="yellow"/>
           <w:lang w:val="en-US"/>
         </w:rPr>
         <w:t>A) The client asks the server what tools it provides, and the server returns the list</w:t>
@@ -2335,12 +2453,14 @@
         <w:ind w:left="400"/>
         <w:rPr>
           <w:rFonts w:ascii="Arial" w:hAnsi="Arial" w:cs="Arial"/>
-          <w:lang w:val="en-US"/>
-        </w:rPr>
-      </w:pPr>
-      <w:r>
-        <w:rPr>
-          <w:rFonts w:ascii="Arial" w:hAnsi="Arial" w:cs="Arial"/>
+          <w:highlight w:val="yellow"/>
+          <w:lang w:val="en-US"/>
+        </w:rPr>
+      </w:pPr>
+      <w:r>
+        <w:rPr>
+          <w:rFonts w:ascii="Arial" w:hAnsi="Arial" w:cs="Arial"/>
+          <w:highlight w:val="yellow"/>
           <w:lang w:val="en-US"/>
         </w:rPr>
         <w:t>B) Claude examining the available tools and deciding it needs to call one to answer the question</w:t>
@@ -2438,12 +2558,14 @@
         <w:ind w:left="400"/>
         <w:rPr>
           <w:rFonts w:ascii="Arial" w:hAnsi="Arial" w:cs="Arial"/>
-          <w:lang w:val="en-US"/>
-        </w:rPr>
-      </w:pPr>
-      <w:r>
-        <w:rPr>
-          <w:rFonts w:ascii="Arial" w:hAnsi="Arial" w:cs="Arial"/>
+          <w:highlight w:val="yellow"/>
+          <w:lang w:val="en-US"/>
+        </w:rPr>
+      </w:pPr>
+      <w:r>
+        <w:rPr>
+          <w:rFonts w:ascii="Arial" w:hAnsi="Arial" w:cs="Arial"/>
+          <w:highlight w:val="yellow"/>
           <w:lang w:val="en-US"/>
         </w:rPr>
         <w:t>B) Because each component (server, MCP client, MCP server, Claude) has a clear, separate responsibility, and the client abstracts away that complexity for the application</w:t>
@@ -3071,12 +3193,14 @@
         <w:ind w:left="400"/>
         <w:rPr>
           <w:rFonts w:ascii="Arial" w:hAnsi="Arial" w:cs="Arial"/>
-          <w:lang w:val="en-US"/>
-        </w:rPr>
-      </w:pPr>
-      <w:r>
-        <w:rPr>
-          <w:rFonts w:ascii="Arial" w:hAnsi="Arial" w:cs="Arial"/>
+          <w:highlight w:val="yellow"/>
+          <w:lang w:val="en-US"/>
+        </w:rPr>
+      </w:pPr>
+      <w:r>
+        <w:rPr>
+          <w:rFonts w:ascii="Arial" w:hAnsi="Arial" w:cs="Arial"/>
+          <w:highlight w:val="yellow"/>
           <w:lang w:val="en-US"/>
         </w:rPr>
         <w:t>B) An MCP client that handles user interactions and a custom MCP server that manages document operations</w:t>
@@ -3174,12 +3298,14 @@
         <w:ind w:left="400"/>
         <w:rPr>
           <w:rFonts w:ascii="Arial" w:hAnsi="Arial" w:cs="Arial"/>
-          <w:lang w:val="en-US"/>
-        </w:rPr>
-      </w:pPr>
-      <w:r>
-        <w:rPr>
-          <w:rFonts w:ascii="Arial" w:hAnsi="Arial" w:cs="Arial"/>
+          <w:highlight w:val="yellow"/>
+          <w:lang w:val="en-US"/>
+        </w:rPr>
+      </w:pPr>
+      <w:r>
+        <w:rPr>
+          <w:rFonts w:ascii="Arial" w:hAnsi="Arial" w:cs="Arial"/>
+          <w:highlight w:val="yellow"/>
           <w:lang w:val="en-US"/>
         </w:rPr>
         <w:t>B) In memory, for simplicity — no database required</w:t>
@@ -3277,12 +3403,14 @@
         <w:ind w:left="400"/>
         <w:rPr>
           <w:rFonts w:ascii="Arial" w:hAnsi="Arial" w:cs="Arial"/>
-          <w:lang w:val="en-US"/>
-        </w:rPr>
-      </w:pPr>
-      <w:r>
-        <w:rPr>
-          <w:rFonts w:ascii="Arial" w:hAnsi="Arial" w:cs="Arial"/>
+          <w:highlight w:val="yellow"/>
+          <w:lang w:val="en-US"/>
+        </w:rPr>
+      </w:pPr>
+      <w:r>
+        <w:rPr>
+          <w:rFonts w:ascii="Arial" w:hAnsi="Arial" w:cs="Arial"/>
+          <w:highlight w:val="yellow"/>
           <w:lang w:val="en-US"/>
         </w:rPr>
         <w:t>B) A project typically implements either an MCP client or an MCP server, not both</w:t>
@@ -3380,12 +3508,14 @@
         <w:ind w:left="400"/>
         <w:rPr>
           <w:rFonts w:ascii="Arial" w:hAnsi="Arial" w:cs="Arial"/>
-          <w:lang w:val="en-US"/>
-        </w:rPr>
-      </w:pPr>
-      <w:r>
-        <w:rPr>
-          <w:rFonts w:ascii="Arial" w:hAnsi="Arial" w:cs="Arial"/>
+          <w:highlight w:val="yellow"/>
+          <w:lang w:val="en-US"/>
+        </w:rPr>
+      </w:pPr>
+      <w:r>
+        <w:rPr>
+          <w:rFonts w:ascii="Arial" w:hAnsi="Arial" w:cs="Arial"/>
+          <w:highlight w:val="yellow"/>
           <w:lang w:val="en-US"/>
         </w:rPr>
         <w:t>B) Purely for educational purposes, to understand how they communicate and work together</w:t>
@@ -3483,12 +3613,14 @@
         <w:ind w:left="400"/>
         <w:rPr>
           <w:rFonts w:ascii="Arial" w:hAnsi="Arial" w:cs="Arial"/>
-          <w:lang w:val="en-US"/>
-        </w:rPr>
-      </w:pPr>
-      <w:r>
-        <w:rPr>
-          <w:rFonts w:ascii="Arial" w:hAnsi="Arial" w:cs="Arial"/>
+          <w:highlight w:val="yellow"/>
+          <w:lang w:val="en-US"/>
+        </w:rPr>
+      </w:pPr>
+      <w:r>
+        <w:rPr>
+          <w:rFonts w:ascii="Arial" w:hAnsi="Arial" w:cs="Arial"/>
+          <w:highlight w:val="yellow"/>
           <w:lang w:val="en-US"/>
         </w:rPr>
         <w:t>B) A chat prompt appears, and a simple question like "what's 1+1?" should get a quick response from Claude</w:t>
@@ -4185,14 +4317,22 @@
       <w:pPr>
         <w:spacing w:after="140" w:line="300" w:lineRule="auto"/>
         <w:rPr>
-          <w:lang w:val="en-US"/>
-        </w:rPr>
-      </w:pPr>
-      <w:r>
-        <w:rPr>
-          <w:lang w:val="en-US"/>
-        </w:rPr>
-        <w:t>The @mcp.tool decorator automatically generates the JSON schema Claude needs. The Field class from Pydantic supplies the parameter descriptions that help Claude understand what each argument expects.</w:t>
+          <w:highlight w:val="yellow"/>
+          <w:lang w:val="en-US"/>
+        </w:rPr>
+      </w:pPr>
+      <w:r>
+        <w:rPr>
+          <w:lang w:val="en-US"/>
+        </w:rPr>
+        <w:t xml:space="preserve">The @mcp.tool decorator automatically generates the JSON schema Claude needs. </w:t>
+      </w:r>
+      <w:r>
+        <w:rPr>
+          <w:highlight w:val="yellow"/>
+          <w:lang w:val="en-US"/>
+        </w:rPr>
+        <w:t>The Field class from Pydantic supplies the parameter descriptions that help Claude understand what each argument expects.</w:t>
       </w:r>
     </w:p>
     <w:p>
@@ -4506,11 +4646,13 @@
       <w:pPr>
         <w:spacing w:after="140" w:line="300" w:lineRule="auto"/>
         <w:rPr>
-          <w:lang w:val="en-US"/>
-        </w:rPr>
-      </w:pPr>
-      <w:r>
-        <w:rPr>
+          <w:highlight w:val="yellow"/>
+          <w:lang w:val="en-US"/>
+        </w:rPr>
+      </w:pPr>
+      <w:r>
+        <w:rPr>
+          <w:highlight w:val="yellow"/>
           <w:lang w:val="en-US"/>
         </w:rPr>
         <w:t>The implementation uses Python's built-in string replace() method for simplicity.</w:t>
@@ -4755,12 +4897,14 @@
         <w:ind w:left="400"/>
         <w:rPr>
           <w:rFonts w:ascii="Arial" w:hAnsi="Arial" w:cs="Arial"/>
-          <w:lang w:val="en-US"/>
-        </w:rPr>
-      </w:pPr>
-      <w:r>
-        <w:rPr>
-          <w:rFonts w:ascii="Arial" w:hAnsi="Arial" w:cs="Arial"/>
+          <w:highlight w:val="yellow"/>
+          <w:lang w:val="en-US"/>
+        </w:rPr>
+      </w:pPr>
+      <w:r>
+        <w:rPr>
+          <w:rFonts w:ascii="Arial" w:hAnsi="Arial" w:cs="Arial"/>
+          <w:highlight w:val="yellow"/>
           <w:lang w:val="en-US"/>
         </w:rPr>
         <w:t>B) It automatically generates the JSON schema that Claude needs, from Python decorators and type hints</w:t>
@@ -4858,12 +5002,14 @@
         <w:ind w:left="400"/>
         <w:rPr>
           <w:rFonts w:ascii="Arial" w:hAnsi="Arial" w:cs="Arial"/>
-          <w:lang w:val="en-US"/>
-        </w:rPr>
-      </w:pPr>
-      <w:r>
-        <w:rPr>
-          <w:rFonts w:ascii="Arial" w:hAnsi="Arial" w:cs="Arial"/>
+          <w:highlight w:val="yellow"/>
+          <w:lang w:val="en-US"/>
+        </w:rPr>
+      </w:pPr>
+      <w:r>
+        <w:rPr>
+          <w:rFonts w:ascii="Arial" w:hAnsi="Arial" w:cs="Arial"/>
+          <w:highlight w:val="yellow"/>
           <w:lang w:val="en-US"/>
         </w:rPr>
         <w:t>B) In a simple Python dictionary, with document IDs as keys and content as values</w:t>
@@ -4961,12 +5107,14 @@
         <w:ind w:left="400"/>
         <w:rPr>
           <w:rFonts w:ascii="Arial" w:hAnsi="Arial" w:cs="Arial"/>
-          <w:lang w:val="en-US"/>
-        </w:rPr>
-      </w:pPr>
-      <w:r>
-        <w:rPr>
-          <w:rFonts w:ascii="Arial" w:hAnsi="Arial" w:cs="Arial"/>
+          <w:highlight w:val="yellow"/>
+          <w:lang w:val="en-US"/>
+        </w:rPr>
+      </w:pPr>
+      <w:r>
+        <w:rPr>
+          <w:rFonts w:ascii="Arial" w:hAnsi="Arial" w:cs="Arial"/>
+          <w:highlight w:val="yellow"/>
           <w:lang w:val="en-US"/>
         </w:rPr>
         <w:t>B) It supplies parameter descriptions that help Claude understand what each argument expects</w:t>
@@ -5064,12 +5212,14 @@
         <w:ind w:left="400"/>
         <w:rPr>
           <w:rFonts w:ascii="Arial" w:hAnsi="Arial" w:cs="Arial"/>
-          <w:lang w:val="en-US"/>
-        </w:rPr>
-      </w:pPr>
-      <w:r>
-        <w:rPr>
-          <w:rFonts w:ascii="Arial" w:hAnsi="Arial" w:cs="Arial"/>
+          <w:highlight w:val="yellow"/>
+          <w:lang w:val="en-US"/>
+        </w:rPr>
+      </w:pPr>
+      <w:r>
+        <w:rPr>
+          <w:rFonts w:ascii="Arial" w:hAnsi="Arial" w:cs="Arial"/>
+          <w:highlight w:val="yellow"/>
           <w:lang w:val="en-US"/>
         </w:rPr>
         <w:t>B) Using Python's built-in string replace() method</w:t>
@@ -5167,12 +5317,14 @@
         <w:ind w:left="400"/>
         <w:rPr>
           <w:rFonts w:ascii="Arial" w:hAnsi="Arial" w:cs="Arial"/>
-          <w:lang w:val="en-US"/>
-        </w:rPr>
-      </w:pPr>
-      <w:r>
-        <w:rPr>
-          <w:rFonts w:ascii="Arial" w:hAnsi="Arial" w:cs="Arial"/>
+          <w:highlight w:val="yellow"/>
+          <w:lang w:val="en-US"/>
+        </w:rPr>
+      </w:pPr>
+      <w:r>
+        <w:rPr>
+          <w:rFonts w:ascii="Arial" w:hAnsi="Arial" w:cs="Arial"/>
+          <w:highlight w:val="yellow"/>
           <w:lang w:val="en-US"/>
         </w:rPr>
         <w:t>B) It raises a ValueError with a descriptive message that Claude can understand</w:t>
@@ -5617,9 +5769,16 @@
       </w:pPr>
       <w:r>
         <w:rPr>
-          <w:lang w:val="en-US"/>
-        </w:rPr>
-        <w:t>The inspector creates an efficient development loop: make changes to the MCP server code, test individual tools through the inspector, verify results without needing a full application setup, and debug issues in isolation. This becomes essential as servers get more complex — it removes the need to wire the server up to Claude or another application just to test basic functionality, making development much faster and more focused.</w:t>
+          <w:highlight w:val="yellow"/>
+          <w:lang w:val="en-US"/>
+        </w:rPr>
+        <w:t>The inspector creates an efficient development loop: make changes to the MCP server code, test individual tools through the inspector, verify results without needing a full application setup, and debug issues in isolation</w:t>
+      </w:r>
+      <w:r>
+        <w:rPr>
+          <w:lang w:val="en-US"/>
+        </w:rPr>
+        <w:t>. This becomes essential as servers get more complex — it removes the need to wire the server up to Claude or another application just to test basic functionality, making development much faster and more focused.</w:t>
       </w:r>
     </w:p>
     <w:p>
@@ -5697,12 +5856,14 @@
         <w:ind w:left="400"/>
         <w:rPr>
           <w:rFonts w:ascii="Arial" w:hAnsi="Arial" w:cs="Arial"/>
-          <w:lang w:val="en-US"/>
-        </w:rPr>
-      </w:pPr>
-      <w:r>
-        <w:rPr>
-          <w:rFonts w:ascii="Arial" w:hAnsi="Arial" w:cs="Arial"/>
+          <w:highlight w:val="yellow"/>
+          <w:lang w:val="en-US"/>
+        </w:rPr>
+      </w:pPr>
+      <w:r>
+        <w:rPr>
+          <w:rFonts w:ascii="Arial" w:hAnsi="Arial" w:cs="Arial"/>
+          <w:highlight w:val="yellow"/>
           <w:lang w:val="en-US"/>
         </w:rPr>
         <w:t>B) mcp dev mcp_server.py</w:t>
@@ -5817,12 +5978,14 @@
         <w:ind w:left="400"/>
         <w:rPr>
           <w:rFonts w:ascii="Arial" w:hAnsi="Arial" w:cs="Arial"/>
-          <w:lang w:val="en-US"/>
-        </w:rPr>
-      </w:pPr>
-      <w:r>
-        <w:rPr>
-          <w:rFonts w:ascii="Arial" w:hAnsi="Arial" w:cs="Arial"/>
+          <w:highlight w:val="yellow"/>
+          <w:lang w:val="en-US"/>
+        </w:rPr>
+      </w:pPr>
+      <w:r>
+        <w:rPr>
+          <w:rFonts w:ascii="Arial" w:hAnsi="Arial" w:cs="Arial"/>
+          <w:highlight w:val="yellow"/>
           <w:lang w:val="en-US"/>
         </w:rPr>
         <w:t>C) 6277</w:t>
@@ -5903,15 +6066,16 @@
         <w:ind w:left="400"/>
         <w:rPr>
           <w:rFonts w:ascii="Arial" w:hAnsi="Arial" w:cs="Arial"/>
-          <w:lang w:val="en-US"/>
-        </w:rPr>
-      </w:pPr>
-      <w:r>
-        <w:rPr>
-          <w:rFonts w:ascii="Arial" w:hAnsi="Arial" w:cs="Arial"/>
-          <w:lang w:val="en-US"/>
-        </w:rPr>
-        <w:lastRenderedPageBreak/>
+          <w:highlight w:val="yellow"/>
+          <w:lang w:val="en-US"/>
+        </w:rPr>
+      </w:pPr>
+      <w:r>
+        <w:rPr>
+          <w:rFonts w:ascii="Arial" w:hAnsi="Arial" w:cs="Arial"/>
+          <w:highlight w:val="yellow"/>
+          <w:lang w:val="en-US"/>
+        </w:rPr>
         <w:t>B) To let you debug and test your server in real time, without connecting it to a full application</w:t>
       </w:r>
     </w:p>
@@ -6007,12 +6171,14 @@
         <w:ind w:left="400"/>
         <w:rPr>
           <w:rFonts w:ascii="Arial" w:hAnsi="Arial" w:cs="Arial"/>
-          <w:lang w:val="en-US"/>
-        </w:rPr>
-      </w:pPr>
-      <w:r>
-        <w:rPr>
-          <w:rFonts w:ascii="Arial" w:hAnsi="Arial" w:cs="Arial"/>
+          <w:highlight w:val="yellow"/>
+          <w:lang w:val="en-US"/>
+        </w:rPr>
+      </w:pPr>
+      <w:r>
+        <w:rPr>
+          <w:rFonts w:ascii="Arial" w:hAnsi="Arial" w:cs="Arial"/>
+          <w:highlight w:val="yellow"/>
           <w:lang w:val="en-US"/>
         </w:rPr>
         <w:t>B) Navigate to Tools, click List Tools, select a tool, fill in parameters, click Run Tool</w:t>
@@ -6093,12 +6259,14 @@
         <w:ind w:left="400"/>
         <w:rPr>
           <w:rFonts w:ascii="Arial" w:hAnsi="Arial" w:cs="Arial"/>
-          <w:lang w:val="en-US"/>
-        </w:rPr>
-      </w:pPr>
-      <w:r>
-        <w:rPr>
-          <w:rFonts w:ascii="Arial" w:hAnsi="Arial" w:cs="Arial"/>
+          <w:highlight w:val="yellow"/>
+          <w:lang w:val="en-US"/>
+        </w:rPr>
+      </w:pPr>
+      <w:r>
+        <w:rPr>
+          <w:rFonts w:ascii="Arial" w:hAnsi="Arial" w:cs="Arial"/>
+          <w:highlight w:val="yellow"/>
           <w:lang w:val="en-US"/>
         </w:rPr>
         <w:t>A) It removes the need to wire the server up to Claude or another application just to test basic functionality</w:t>
@@ -6259,7 +6427,20 @@
         <w:rPr>
           <w:lang w:val="en-US"/>
         </w:rPr>
-        <w:t>The MCP client consists of two main components: the MCP Client, a custom class created to make using the session easier, and the Client Session, the actual connection to the server (part of the MCP Python SDK). The client session requires proper resource cleanup once it's no longer needed — that's why it's wrapped in the custom MCP Client class, to handle that cleanup automatically.</w:t>
+        <w:t xml:space="preserve">The MCP client consists of two main components: the </w:t>
+      </w:r>
+      <w:r>
+        <w:rPr>
+          <w:highlight w:val="yellow"/>
+          <w:lang w:val="en-US"/>
+        </w:rPr>
+        <w:t>MCP Client, a custom class created to make using the session easier, and the Client Session, the actual connection to the server (part of the MCP Python SDK)</w:t>
+      </w:r>
+      <w:r>
+        <w:rPr>
+          <w:lang w:val="en-US"/>
+        </w:rPr>
+        <w:t>. The client session requires proper resource cleanup once it's no longer needed — that's why it's wrapped in the custom MCP Client class, to handle that cleanup automatically.</w:t>
       </w:r>
     </w:p>
     <w:p>
@@ -6362,7 +6543,27 @@
         <w:rPr>
           <w:lang w:val="en-US"/>
         </w:rPr>
-        <w:t>The CLI code needs to do two main things with the MCP server: get a list of available tools to send to Claude, and execute tools when Claude requests them. The MCP client provides both capabilities through simple method calls the application code can use.</w:t>
+        <w:t xml:space="preserve">The CLI code needs to do two main things with the MCP server: </w:t>
+      </w:r>
+      <w:r>
+        <w:rPr>
+          <w:highlight w:val="yellow"/>
+          <w:lang w:val="en-US"/>
+        </w:rPr>
+        <w:t>g</w:t>
+      </w:r>
+      <w:r>
+        <w:rPr>
+          <w:highlight w:val="yellow"/>
+          <w:lang w:val="en-US"/>
+        </w:rPr>
+        <w:t>et a list of available tools to send to Claude, and execute tools when Claude requests them</w:t>
+      </w:r>
+      <w:r>
+        <w:rPr>
+          <w:lang w:val="en-US"/>
+        </w:rPr>
+        <w:t>. The MCP client provides both capabilities through simple method calls the application code can use.</w:t>
       </w:r>
     </w:p>
     <w:p>
@@ -6832,11 +7033,13 @@
         <w:spacing w:after="60" w:line="300" w:lineRule="auto"/>
         <w:ind w:left="360"/>
         <w:rPr>
-          <w:lang w:val="en-US"/>
-        </w:rPr>
-      </w:pPr>
-      <w:r>
-        <w:rPr>
+          <w:highlight w:val="yellow"/>
+          <w:lang w:val="en-US"/>
+        </w:rPr>
+      </w:pPr>
+      <w:r>
+        <w:rPr>
+          <w:highlight w:val="yellow"/>
           <w:lang w:val="en-US"/>
         </w:rPr>
         <w:t>4. The code uses the client to execute that tool.</w:t>
@@ -7030,12 +7233,14 @@
         <w:ind w:left="400"/>
         <w:rPr>
           <w:rFonts w:ascii="Arial" w:hAnsi="Arial" w:cs="Arial"/>
-          <w:lang w:val="en-US"/>
-        </w:rPr>
-      </w:pPr>
-      <w:r>
-        <w:rPr>
-          <w:rFonts w:ascii="Arial" w:hAnsi="Arial" w:cs="Arial"/>
+          <w:highlight w:val="yellow"/>
+          <w:lang w:val="en-US"/>
+        </w:rPr>
+      </w:pPr>
+      <w:r>
+        <w:rPr>
+          <w:rFonts w:ascii="Arial" w:hAnsi="Arial" w:cs="Arial"/>
+          <w:highlight w:val="yellow"/>
           <w:lang w:val="en-US"/>
         </w:rPr>
         <w:t>B) The MCP Client (a custom class) and the Client Session (the actual connection to the server)</w:t>
@@ -7133,12 +7338,14 @@
         <w:ind w:left="400"/>
         <w:rPr>
           <w:rFonts w:ascii="Arial" w:hAnsi="Arial" w:cs="Arial"/>
-          <w:lang w:val="en-US"/>
-        </w:rPr>
-      </w:pPr>
-      <w:r>
-        <w:rPr>
-          <w:rFonts w:ascii="Arial" w:hAnsi="Arial" w:cs="Arial"/>
+          <w:highlight w:val="yellow"/>
+          <w:lang w:val="en-US"/>
+        </w:rPr>
+      </w:pPr>
+      <w:r>
+        <w:rPr>
+          <w:rFonts w:ascii="Arial" w:hAnsi="Arial" w:cs="Arial"/>
+          <w:highlight w:val="yellow"/>
           <w:lang w:val="en-US"/>
         </w:rPr>
         <w:t>B) To handle resource cleanup automatically, since the session requires proper cleanup when done</w:t>
@@ -7237,12 +7444,14 @@
         <w:ind w:left="400"/>
         <w:rPr>
           <w:rFonts w:ascii="Arial" w:hAnsi="Arial" w:cs="Arial"/>
-          <w:lang w:val="en-US"/>
-        </w:rPr>
-      </w:pPr>
-      <w:r>
-        <w:rPr>
-          <w:rFonts w:ascii="Arial" w:hAnsi="Arial" w:cs="Arial"/>
+          <w:highlight w:val="yellow"/>
+          <w:lang w:val="en-US"/>
+        </w:rPr>
+      </w:pPr>
+      <w:r>
+        <w:rPr>
+          <w:rFonts w:ascii="Arial" w:hAnsi="Arial" w:cs="Arial"/>
+          <w:highlight w:val="yellow"/>
           <w:lang w:val="en-US"/>
         </w:rPr>
         <w:t>B) It calls the session's built-in list_tools() function and returns the tools from the result</w:t>
@@ -7340,12 +7549,14 @@
         <w:ind w:left="400"/>
         <w:rPr>
           <w:rFonts w:ascii="Arial" w:hAnsi="Arial" w:cs="Arial"/>
-          <w:lang w:val="en-US"/>
-        </w:rPr>
-      </w:pPr>
-      <w:r>
-        <w:rPr>
-          <w:rFonts w:ascii="Arial" w:hAnsi="Arial" w:cs="Arial"/>
+          <w:highlight w:val="yellow"/>
+          <w:lang w:val="en-US"/>
+        </w:rPr>
+      </w:pPr>
+      <w:r>
+        <w:rPr>
+          <w:rFonts w:ascii="Arial" w:hAnsi="Arial" w:cs="Arial"/>
+          <w:highlight w:val="yellow"/>
           <w:lang w:val="en-US"/>
         </w:rPr>
         <w:t>B) The tool name and the input parameters provided by Claude</w:t>
@@ -7443,12 +7654,14 @@
         <w:ind w:left="400"/>
         <w:rPr>
           <w:rFonts w:ascii="Arial" w:hAnsi="Arial" w:cs="Arial"/>
-          <w:lang w:val="en-US"/>
-        </w:rPr>
-      </w:pPr>
-      <w:r>
-        <w:rPr>
-          <w:rFonts w:ascii="Arial" w:hAnsi="Arial" w:cs="Arial"/>
+          <w:highlight w:val="yellow"/>
+          <w:lang w:val="en-US"/>
+        </w:rPr>
+      </w:pPr>
+      <w:r>
+        <w:rPr>
+          <w:rFonts w:ascii="Arial" w:hAnsi="Arial" w:cs="Arial"/>
+          <w:highlight w:val="yellow"/>
           <w:lang w:val="en-US"/>
         </w:rPr>
         <w:t>B) The code uses the client to execute that tool, then sends the result back to Claude</w:t>
@@ -7556,9 +7769,16 @@
       </w:pPr>
       <w:r>
         <w:rPr>
-          <w:lang w:val="en-US"/>
-        </w:rPr>
-        <w:t>Resources in MCP servers let you expose data to clients, similar to GET request handlers in a typical HTTP server. They're for scenarios where you need to fetch information rather than perform an action.</w:t>
+          <w:highlight w:val="yellow"/>
+          <w:lang w:val="en-US"/>
+        </w:rPr>
+        <w:t>Resources in MCP servers let you expose data to clients, similar to GET request handlers in a typical HTTP server.</w:t>
+      </w:r>
+      <w:r>
+        <w:rPr>
+          <w:lang w:val="en-US"/>
+        </w:rPr>
+        <w:t xml:space="preserve"> They're for scenarios where you need to fetch information rather than perform an action.</w:t>
       </w:r>
     </w:p>
     <w:p>
@@ -7585,14 +7805,22 @@
       <w:pPr>
         <w:spacing w:after="140" w:line="300" w:lineRule="auto"/>
         <w:rPr>
-          <w:lang w:val="en-US"/>
-        </w:rPr>
-      </w:pPr>
-      <w:r>
-        <w:rPr>
-          <w:lang w:val="en-US"/>
-        </w:rPr>
-        <w:t>Consider a document mention feature where users type @document_name to reference files. This requires two operations: getting a list of all available documents (for autocomplete), and fetching the contents of a specific document once mentioned. When a user types @, the available documents need to be shown; when they submit a message with a mention, that document's content is automatically injected into the prompt sent to Claude.</w:t>
+          <w:highlight w:val="yellow"/>
+          <w:lang w:val="en-US"/>
+        </w:rPr>
+      </w:pPr>
+      <w:r>
+        <w:rPr>
+          <w:lang w:val="en-US"/>
+        </w:rPr>
+        <w:t xml:space="preserve">Consider a document mention feature where users type @document_name to reference files. This requires two operations: getting a list of all available documents (for autocomplete), and fetching the contents of a specific document once mentioned. When a user types @, </w:t>
+      </w:r>
+      <w:r>
+        <w:rPr>
+          <w:highlight w:val="yellow"/>
+          <w:lang w:val="en-US"/>
+        </w:rPr>
+        <w:t>the available documents need to be shown; when they submit a message with a mention, that document's content is automatically injected into the prompt sent to Claude.</w:t>
       </w:r>
     </w:p>
     <w:p>
@@ -7765,7 +7993,20 @@
         <w:rPr>
           <w:lang w:val="en-US"/>
         </w:rPr>
-        <w:t>Resources follow a request-response pattern: the client sends a ReadResourceRequest with a URI, and the MCP server responds with the data. The URI acts like an address for the resource being accessed.</w:t>
+        <w:t xml:space="preserve">Resources follow a request-response pattern: </w:t>
+      </w:r>
+      <w:r>
+        <w:rPr>
+          <w:highlight w:val="yellow"/>
+          <w:lang w:val="en-US"/>
+        </w:rPr>
+        <w:t>the client sends a ReadResourceRequest with a URI, and the MCP server responds with the data</w:t>
+      </w:r>
+      <w:r>
+        <w:rPr>
+          <w:lang w:val="en-US"/>
+        </w:rPr>
+        <w:t>. The URI acts like an address for the resource being accessed.</w:t>
       </w:r>
     </w:p>
     <w:p>
@@ -8301,7 +8542,20 @@
         <w:rPr>
           <w:lang w:val="en-US"/>
         </w:rPr>
-        <w:t>Resources can return any type of data — strings, JSON, binary, and so on. The mime_type parameter gives clients a hint about what kind of data is being returned:</w:t>
+        <w:t xml:space="preserve">Resources can return any type of data — strings, JSON, binary, and so on. </w:t>
+      </w:r>
+      <w:r>
+        <w:rPr>
+          <w:highlight w:val="yellow"/>
+          <w:lang w:val="en-US"/>
+        </w:rPr>
+        <w:t>The mime_type parameter gives clients a hint about what kind of data is being returned</w:t>
+      </w:r>
+      <w:r>
+        <w:rPr>
+          <w:lang w:val="en-US"/>
+        </w:rPr>
+        <w:t>:</w:t>
       </w:r>
     </w:p>
     <w:p>
@@ -8608,11 +8862,13 @@
         </w:numPr>
         <w:spacing w:after="80" w:line="300" w:lineRule="auto"/>
         <w:rPr>
-          <w:lang w:val="en-US"/>
-        </w:rPr>
-      </w:pPr>
-      <w:r>
-        <w:rPr>
+          <w:highlight w:val="yellow"/>
+          <w:lang w:val="en-US"/>
+        </w:rPr>
+      </w:pPr>
+      <w:r>
+        <w:rPr>
+          <w:highlight w:val="yellow"/>
           <w:lang w:val="en-US"/>
         </w:rPr>
         <w:t>MIME types help clients understand response format</w:t>
@@ -8746,12 +9002,14 @@
         <w:ind w:left="400"/>
         <w:rPr>
           <w:rFonts w:ascii="Arial" w:hAnsi="Arial" w:cs="Arial"/>
-          <w:lang w:val="en-US"/>
-        </w:rPr>
-      </w:pPr>
-      <w:r>
-        <w:rPr>
-          <w:rFonts w:ascii="Arial" w:hAnsi="Arial" w:cs="Arial"/>
+          <w:highlight w:val="yellow"/>
+          <w:lang w:val="en-US"/>
+        </w:rPr>
+      </w:pPr>
+      <w:r>
+        <w:rPr>
+          <w:rFonts w:ascii="Arial" w:hAnsi="Arial" w:cs="Arial"/>
+          <w:highlight w:val="yellow"/>
           <w:lang w:val="en-US"/>
         </w:rPr>
         <w:t>B) GET request handlers in a typical HTTP server — used to fetch information</w:t>
@@ -8849,12 +9107,14 @@
         <w:ind w:left="400"/>
         <w:rPr>
           <w:rFonts w:ascii="Arial" w:hAnsi="Arial" w:cs="Arial"/>
-          <w:lang w:val="en-US"/>
-        </w:rPr>
-      </w:pPr>
-      <w:r>
-        <w:rPr>
-          <w:rFonts w:ascii="Arial" w:hAnsi="Arial" w:cs="Arial"/>
+          <w:highlight w:val="yellow"/>
+          <w:lang w:val="en-US"/>
+        </w:rPr>
+      </w:pPr>
+      <w:r>
+        <w:rPr>
+          <w:rFonts w:ascii="Arial" w:hAnsi="Arial" w:cs="Arial"/>
+          <w:highlight w:val="yellow"/>
           <w:lang w:val="en-US"/>
         </w:rPr>
         <w:t>B) A direct resource's URI doesn't contain params; a templated resource's URI contains one or more params</w:t>
@@ -8952,12 +9212,14 @@
         <w:ind w:left="400"/>
         <w:rPr>
           <w:rFonts w:ascii="Arial" w:hAnsi="Arial" w:cs="Arial"/>
-          <w:lang w:val="en-US"/>
-        </w:rPr>
-      </w:pPr>
-      <w:r>
-        <w:rPr>
-          <w:rFonts w:ascii="Arial" w:hAnsi="Arial" w:cs="Arial"/>
+          <w:highlight w:val="yellow"/>
+          <w:lang w:val="en-US"/>
+        </w:rPr>
+      </w:pPr>
+      <w:r>
+        <w:rPr>
+          <w:rFonts w:ascii="Arial" w:hAnsi="Arial" w:cs="Arial"/>
+          <w:highlight w:val="yellow"/>
           <w:lang w:val="en-US"/>
         </w:rPr>
         <w:t>B) The Python SDK automatically parses it from the URI and passes it as a keyword argument</w:t>
@@ -9055,12 +9317,14 @@
         <w:ind w:left="400"/>
         <w:rPr>
           <w:rFonts w:ascii="Arial" w:hAnsi="Arial" w:cs="Arial"/>
-          <w:lang w:val="en-US"/>
-        </w:rPr>
-      </w:pPr>
-      <w:r>
-        <w:rPr>
-          <w:rFonts w:ascii="Arial" w:hAnsi="Arial" w:cs="Arial"/>
+          <w:highlight w:val="yellow"/>
+          <w:lang w:val="en-US"/>
+        </w:rPr>
+      </w:pPr>
+      <w:r>
+        <w:rPr>
+          <w:rFonts w:ascii="Arial" w:hAnsi="Arial" w:cs="Arial"/>
+          <w:highlight w:val="yellow"/>
           <w:lang w:val="en-US"/>
         </w:rPr>
         <w:t>B) It gives the client a hint about what kind of data is being returned, like application/json or text/plain</w:t>
@@ -9158,12 +9422,14 @@
         <w:ind w:left="400"/>
         <w:rPr>
           <w:rFonts w:ascii="Arial" w:hAnsi="Arial" w:cs="Arial"/>
-          <w:lang w:val="en-US"/>
-        </w:rPr>
-      </w:pPr>
-      <w:r>
-        <w:rPr>
-          <w:rFonts w:ascii="Arial" w:hAnsi="Arial" w:cs="Arial"/>
+          <w:highlight w:val="yellow"/>
+          <w:lang w:val="en-US"/>
+        </w:rPr>
+      </w:pPr>
+      <w:r>
+        <w:rPr>
+          <w:rFonts w:ascii="Arial" w:hAnsi="Arial" w:cs="Arial"/>
+          <w:highlight w:val="yellow"/>
           <w:lang w:val="en-US"/>
         </w:rPr>
         <w:t>B) Resources expose data, tools perform actions</w:t>
@@ -9934,12 +10200,14 @@
         <w:ind w:left="400"/>
         <w:rPr>
           <w:rFonts w:ascii="Arial" w:hAnsi="Arial" w:cs="Arial"/>
-          <w:lang w:val="en-US"/>
-        </w:rPr>
-      </w:pPr>
-      <w:r>
-        <w:rPr>
-          <w:rFonts w:ascii="Arial" w:hAnsi="Arial" w:cs="Arial"/>
+          <w:highlight w:val="yellow"/>
+          <w:lang w:val="en-US"/>
+        </w:rPr>
+      </w:pPr>
+      <w:r>
+        <w:rPr>
+          <w:rFonts w:ascii="Arial" w:hAnsi="Arial" w:cs="Arial"/>
+          <w:highlight w:val="yellow"/>
           <w:lang w:val="en-US"/>
         </w:rPr>
         <w:t>B) Claude receives the document content directly in the prompt, without needing a tool call to access it</w:t>
@@ -10037,12 +10305,14 @@
         <w:ind w:left="400"/>
         <w:rPr>
           <w:rFonts w:ascii="Arial" w:hAnsi="Arial" w:cs="Arial"/>
-          <w:lang w:val="en-US"/>
-        </w:rPr>
-      </w:pPr>
-      <w:r>
-        <w:rPr>
-          <w:rFonts w:ascii="Arial" w:hAnsi="Arial" w:cs="Arial"/>
+          <w:highlight w:val="yellow"/>
+          <w:lang w:val="en-US"/>
+        </w:rPr>
+      </w:pPr>
+      <w:r>
+        <w:rPr>
+          <w:rFonts w:ascii="Arial" w:hAnsi="Arial" w:cs="Arial"/>
+          <w:highlight w:val="yellow"/>
           <w:lang w:val="en-US"/>
         </w:rPr>
         <w:t>B) The first element of the response, containing the actual resource data plus metadata like MIME type</w:t>
@@ -10140,12 +10410,14 @@
         <w:ind w:left="400"/>
         <w:rPr>
           <w:rFonts w:ascii="Arial" w:hAnsi="Arial" w:cs="Arial"/>
-          <w:lang w:val="en-US"/>
-        </w:rPr>
-      </w:pPr>
-      <w:r>
-        <w:rPr>
-          <w:rFonts w:ascii="Arial" w:hAnsi="Arial" w:cs="Arial"/>
+          <w:highlight w:val="yellow"/>
+          <w:lang w:val="en-US"/>
+        </w:rPr>
+      </w:pPr>
+      <w:r>
+        <w:rPr>
+          <w:rFonts w:ascii="Arial" w:hAnsi="Arial" w:cs="Arial"/>
+          <w:highlight w:val="yellow"/>
           <w:lang w:val="en-US"/>
         </w:rPr>
         <w:t>B) By checking resource.mimeType — application/json is parsed with json.loads, otherwise the raw text is returned</w:t>
@@ -10226,12 +10498,14 @@
         <w:ind w:left="400"/>
         <w:rPr>
           <w:rFonts w:ascii="Arial" w:hAnsi="Arial" w:cs="Arial"/>
-          <w:lang w:val="en-US"/>
-        </w:rPr>
-      </w:pPr>
-      <w:r>
-        <w:rPr>
-          <w:rFonts w:ascii="Arial" w:hAnsi="Arial" w:cs="Arial"/>
+          <w:highlight w:val="yellow"/>
+          <w:lang w:val="en-US"/>
+        </w:rPr>
+      </w:pPr>
+      <w:r>
+        <w:rPr>
+          <w:rFonts w:ascii="Arial" w:hAnsi="Arial" w:cs="Arial"/>
+          <w:highlight w:val="yellow"/>
           <w:lang w:val="en-US"/>
         </w:rPr>
         <w:t>A) from pydantic import AnyUrl</w:t>
@@ -10347,12 +10621,14 @@
         <w:ind w:left="400"/>
         <w:rPr>
           <w:rFonts w:ascii="Arial" w:hAnsi="Arial" w:cs="Arial"/>
-          <w:lang w:val="en-US"/>
-        </w:rPr>
-      </w:pPr>
-      <w:r>
-        <w:rPr>
-          <w:rFonts w:ascii="Arial" w:hAnsi="Arial" w:cs="Arial"/>
+          <w:highlight w:val="yellow"/>
+          <w:lang w:val="en-US"/>
+        </w:rPr>
+      </w:pPr>
+      <w:r>
+        <w:rPr>
+          <w:rFonts w:ascii="Arial" w:hAnsi="Arial" w:cs="Arial"/>
+          <w:highlight w:val="yellow"/>
           <w:lang w:val="en-US"/>
         </w:rPr>
         <w:t>B) The MCP client handles communication with the server, while the application logic focuses on how to use that data</w:t>
@@ -10460,9 +10736,16 @@
       </w:pPr>
       <w:r>
         <w:rPr>
-          <w:lang w:val="en-US"/>
-        </w:rPr>
-        <w:t>Prompts in MCP servers let you define pre-built, high-quality instructions that clients can use instead of writing their own prompts from scratch — carefully crafted templates that give better results than what users might come up with on their own.</w:t>
+          <w:highlight w:val="yellow"/>
+          <w:lang w:val="en-US"/>
+        </w:rPr>
+        <w:t>Prompts in MCP servers let you define pre-built, high-quality instructions that clients can use instead of writing their own prompts from scratch</w:t>
+      </w:r>
+      <w:r>
+        <w:rPr>
+          <w:lang w:val="en-US"/>
+        </w:rPr>
+        <w:t xml:space="preserve"> — carefully crafted templates that give better results than what users might come up with on their own.</w:t>
       </w:r>
     </w:p>
     <w:p>
@@ -11286,11 +11569,13 @@
         </w:numPr>
         <w:spacing w:after="80" w:line="300" w:lineRule="auto"/>
         <w:rPr>
-          <w:lang w:val="en-US"/>
-        </w:rPr>
-      </w:pPr>
-      <w:r>
-        <w:rPr>
+          <w:highlight w:val="yellow"/>
+          <w:lang w:val="en-US"/>
+        </w:rPr>
+      </w:pPr>
+      <w:r>
+        <w:rPr>
+          <w:highlight w:val="yellow"/>
           <w:lang w:val="en-US"/>
         </w:rPr>
         <w:t>Write detailed, specific instructions rather than vague requests</w:t>
@@ -11442,12 +11727,14 @@
         <w:ind w:left="400"/>
         <w:rPr>
           <w:rFonts w:ascii="Arial" w:hAnsi="Arial" w:cs="Arial"/>
-          <w:lang w:val="en-US"/>
-        </w:rPr>
-      </w:pPr>
-      <w:r>
-        <w:rPr>
-          <w:rFonts w:ascii="Arial" w:hAnsi="Arial" w:cs="Arial"/>
+          <w:highlight w:val="yellow"/>
+          <w:lang w:val="en-US"/>
+        </w:rPr>
+      </w:pPr>
+      <w:r>
+        <w:rPr>
+          <w:rFonts w:ascii="Arial" w:hAnsi="Arial" w:cs="Arial"/>
+          <w:highlight w:val="yellow"/>
           <w:lang w:val="en-US"/>
         </w:rPr>
         <w:t>B) Because a carefully crafted, tested prompt from the server author tends to give more consistent, higher-quality results</w:t>
@@ -11545,12 +11832,14 @@
         <w:ind w:left="400"/>
         <w:rPr>
           <w:rFonts w:ascii="Arial" w:hAnsi="Arial" w:cs="Arial"/>
-          <w:lang w:val="en-US"/>
-        </w:rPr>
-      </w:pPr>
-      <w:r>
-        <w:rPr>
-          <w:rFonts w:ascii="Arial" w:hAnsi="Arial" w:cs="Arial"/>
+          <w:highlight w:val="yellow"/>
+          <w:lang w:val="en-US"/>
+        </w:rPr>
+      </w:pPr>
+      <w:r>
+        <w:rPr>
+          <w:rFonts w:ascii="Arial" w:hAnsi="Arial" w:cs="Arial"/>
+          <w:highlight w:val="yellow"/>
           <w:lang w:val="en-US"/>
         </w:rPr>
         <w:t>B) A list of messages (list[base.Message]) that can be sent straight to Claude</w:t>
@@ -11649,12 +11938,14 @@
         <w:ind w:left="400"/>
         <w:rPr>
           <w:rFonts w:ascii="Arial" w:hAnsi="Arial" w:cs="Arial"/>
-          <w:lang w:val="en-US"/>
-        </w:rPr>
-      </w:pPr>
-      <w:r>
-        <w:rPr>
-          <w:rFonts w:ascii="Arial" w:hAnsi="Arial" w:cs="Arial"/>
+          <w:highlight w:val="yellow"/>
+          <w:lang w:val="en-US"/>
+        </w:rPr>
+      </w:pPr>
+      <w:r>
+        <w:rPr>
+          <w:rFonts w:ascii="Arial" w:hAnsi="Arial" w:cs="Arial"/>
+          <w:highlight w:val="yellow"/>
           <w:lang w:val="en-US"/>
         </w:rPr>
         <w:t>B) A user-role message containing the full formatting instructions to send to Claude</w:t>
@@ -11752,12 +12043,14 @@
         <w:ind w:left="400"/>
         <w:rPr>
           <w:rFonts w:ascii="Arial" w:hAnsi="Arial" w:cs="Arial"/>
-          <w:lang w:val="en-US"/>
-        </w:rPr>
-      </w:pPr>
-      <w:r>
-        <w:rPr>
-          <w:rFonts w:ascii="Arial" w:hAnsi="Arial" w:cs="Arial"/>
+          <w:highlight w:val="yellow"/>
+          <w:lang w:val="en-US"/>
+        </w:rPr>
+      </w:pPr>
+      <w:r>
+        <w:rPr>
+          <w:rFonts w:ascii="Arial" w:hAnsi="Arial" w:cs="Arial"/>
+          <w:highlight w:val="yellow"/>
           <w:lang w:val="en-US"/>
         </w:rPr>
         <w:t>B) Through the MCP Inspector's Prompts section, providing parameters and reviewing the generated messages</w:t>
@@ -11855,12 +12148,14 @@
         <w:ind w:left="400"/>
         <w:rPr>
           <w:rFonts w:ascii="Arial" w:hAnsi="Arial" w:cs="Arial"/>
-          <w:lang w:val="en-US"/>
-        </w:rPr>
-      </w:pPr>
-      <w:r>
-        <w:rPr>
-          <w:rFonts w:ascii="Arial" w:hAnsi="Arial" w:cs="Arial"/>
+          <w:highlight w:val="yellow"/>
+          <w:lang w:val="en-US"/>
+        </w:rPr>
+      </w:pPr>
+      <w:r>
+        <w:rPr>
+          <w:rFonts w:ascii="Arial" w:hAnsi="Arial" w:cs="Arial"/>
+          <w:highlight w:val="yellow"/>
           <w:lang w:val="en-US"/>
         </w:rPr>
         <w:t>B) The MCP server author's expertise in the domain the server covers, providing value users couldn't easily get alone</w:t>
@@ -12554,11 +12849,13 @@
       <w:pPr>
         <w:spacing w:after="140" w:line="300" w:lineRule="auto"/>
         <w:rPr>
-          <w:lang w:val="en-US"/>
-        </w:rPr>
-      </w:pPr>
-      <w:r>
-        <w:rPr>
+          <w:highlight w:val="yellow"/>
+          <w:lang w:val="en-US"/>
+        </w:rPr>
+      </w:pPr>
+      <w:r>
+        <w:rPr>
+          <w:highlight w:val="yellow"/>
           <w:lang w:val="en-US"/>
         </w:rPr>
         <w:t>Prompts bridge the gap between predefined functionality and dynamic user needs, giving Claude structured starting points for complex tasks while keeping flexibility through parameterization.</w:t>
@@ -12639,12 +12936,14 @@
         <w:ind w:left="400"/>
         <w:rPr>
           <w:rFonts w:ascii="Arial" w:hAnsi="Arial" w:cs="Arial"/>
-          <w:lang w:val="en-US"/>
-        </w:rPr>
-      </w:pPr>
-      <w:r>
-        <w:rPr>
-          <w:rFonts w:ascii="Arial" w:hAnsi="Arial" w:cs="Arial"/>
+          <w:highlight w:val="yellow"/>
+          <w:lang w:val="en-US"/>
+        </w:rPr>
+      </w:pPr>
+      <w:r>
+        <w:rPr>
+          <w:rFonts w:ascii="Arial" w:hAnsi="Arial" w:cs="Arial"/>
+          <w:highlight w:val="yellow"/>
           <w:lang w:val="en-US"/>
         </w:rPr>
         <w:t>B) The prompts array from the session's list_prompts result</w:t>
@@ -12749,9 +13048,17 @@
       <w:r>
         <w:rPr>
           <w:rFonts w:ascii="Arial" w:hAnsi="Arial" w:cs="Arial"/>
-          <w:lang w:val="en-US"/>
-        </w:rPr>
-        <w:t>B) It's a dict of arguments passed to the prompt function as keyword arguments, to interpolate into the prompt</w:t>
+          <w:highlight w:val="yellow"/>
+          <w:lang w:val="en-US"/>
+        </w:rPr>
+        <w:t>B) It's a dict of arguments passed to the prompt function as keyword</w:t>
+      </w:r>
+      <w:r>
+        <w:rPr>
+          <w:rFonts w:ascii="Arial" w:hAnsi="Arial" w:cs="Arial"/>
+          <w:lang w:val="en-US"/>
+        </w:rPr>
+        <w:t xml:space="preserve"> arguments, to interpolate into the prompt</w:t>
       </w:r>
     </w:p>
     <w:p>
@@ -12846,12 +13153,14 @@
         <w:ind w:left="400"/>
         <w:rPr>
           <w:rFonts w:ascii="Arial" w:hAnsi="Arial" w:cs="Arial"/>
-          <w:lang w:val="en-US"/>
-        </w:rPr>
-      </w:pPr>
-      <w:r>
-        <w:rPr>
-          <w:rFonts w:ascii="Arial" w:hAnsi="Arial" w:cs="Arial"/>
+          <w:highlight w:val="yellow"/>
+          <w:lang w:val="en-US"/>
+        </w:rPr>
+      </w:pPr>
+      <w:r>
+        <w:rPr>
+          <w:rFonts w:ascii="Arial" w:hAnsi="Arial" w:cs="Arial"/>
+          <w:highlight w:val="yellow"/>
           <w:lang w:val="en-US"/>
         </w:rPr>
         <w:t>B) result.messages — a conversation formed from the prompt</w:t>
@@ -12949,12 +13258,14 @@
         <w:ind w:left="400"/>
         <w:rPr>
           <w:rFonts w:ascii="Arial" w:hAnsi="Arial" w:cs="Arial"/>
-          <w:lang w:val="en-US"/>
-        </w:rPr>
-      </w:pPr>
-      <w:r>
-        <w:rPr>
-          <w:rFonts w:ascii="Arial" w:hAnsi="Arial" w:cs="Arial"/>
+          <w:highlight w:val="yellow"/>
+          <w:lang w:val="en-US"/>
+        </w:rPr>
+      </w:pPr>
+      <w:r>
+        <w:rPr>
+          <w:rFonts w:ascii="Arial" w:hAnsi="Arial" w:cs="Arial"/>
+          <w:highlight w:val="yellow"/>
           <w:lang w:val="en-US"/>
         </w:rPr>
         <w:t>B) The system prompts for required arguments, like which document to format</w:t>
@@ -13035,12 +13346,14 @@
         <w:ind w:left="400"/>
         <w:rPr>
           <w:rFonts w:ascii="Arial" w:hAnsi="Arial" w:cs="Arial"/>
-          <w:lang w:val="en-US"/>
-        </w:rPr>
-      </w:pPr>
-      <w:r>
-        <w:rPr>
-          <w:rFonts w:ascii="Arial" w:hAnsi="Arial" w:cs="Arial"/>
+          <w:highlight w:val="yellow"/>
+          <w:lang w:val="en-US"/>
+        </w:rPr>
+      </w:pPr>
+      <w:r>
+        <w:rPr>
+          <w:rFonts w:ascii="Arial" w:hAnsi="Arial" w:cs="Arial"/>
+          <w:highlight w:val="yellow"/>
           <w:lang w:val="en-US"/>
         </w:rPr>
         <w:t>A) The gap between predefined functionality and dynamic user needs</w:t>
@@ -13459,12 +13772,14 @@
         <w:ind w:left="400"/>
         <w:rPr>
           <w:rFonts w:ascii="Arial" w:hAnsi="Arial" w:cs="Arial"/>
-          <w:lang w:val="en-US"/>
-        </w:rPr>
-      </w:pPr>
-      <w:r>
-        <w:rPr>
-          <w:rFonts w:ascii="Arial" w:hAnsi="Arial" w:cs="Arial"/>
+          <w:highlight w:val="yellow"/>
+          <w:lang w:val="en-US"/>
+        </w:rPr>
+      </w:pPr>
+      <w:r>
+        <w:rPr>
+          <w:rFonts w:ascii="Arial" w:hAnsi="Arial" w:cs="Arial"/>
+          <w:highlight w:val="yellow"/>
           <w:lang w:val="en-US"/>
         </w:rPr>
         <w:t>B) Claude decides, and Claude uses the result</w:t>
@@ -13562,12 +13877,14 @@
         <w:ind w:left="400"/>
         <w:rPr>
           <w:rFonts w:ascii="Arial" w:hAnsi="Arial" w:cs="Arial"/>
-          <w:lang w:val="en-US"/>
-        </w:rPr>
-      </w:pPr>
-      <w:r>
-        <w:rPr>
-          <w:rFonts w:ascii="Arial" w:hAnsi="Arial" w:cs="Arial"/>
+          <w:highlight w:val="yellow"/>
+          <w:lang w:val="en-US"/>
+        </w:rPr>
+      </w:pPr>
+      <w:r>
+        <w:rPr>
+          <w:rFonts w:ascii="Arial" w:hAnsi="Arial" w:cs="Arial"/>
+          <w:highlight w:val="yellow"/>
           <w:lang w:val="en-US"/>
         </w:rPr>
         <w:t>B) App-controlled</w:t>
@@ -13682,12 +13999,14 @@
         <w:ind w:left="400"/>
         <w:rPr>
           <w:rFonts w:ascii="Arial" w:hAnsi="Arial" w:cs="Arial"/>
-          <w:lang w:val="en-US"/>
-        </w:rPr>
-      </w:pPr>
-      <w:r>
-        <w:rPr>
-          <w:rFonts w:ascii="Arial" w:hAnsi="Arial" w:cs="Arial"/>
+          <w:highlight w:val="yellow"/>
+          <w:lang w:val="en-US"/>
+        </w:rPr>
+      </w:pPr>
+      <w:r>
+        <w:rPr>
+          <w:rFonts w:ascii="Arial" w:hAnsi="Arial" w:cs="Arial"/>
+          <w:highlight w:val="yellow"/>
           <w:lang w:val="en-US"/>
         </w:rPr>
         <w:t>C) Prompts</w:t>
@@ -13768,12 +14087,14 @@
         <w:ind w:left="400"/>
         <w:rPr>
           <w:rFonts w:ascii="Arial" w:hAnsi="Arial" w:cs="Arial"/>
-          <w:lang w:val="en-US"/>
-        </w:rPr>
-      </w:pPr>
-      <w:r>
-        <w:rPr>
-          <w:rFonts w:ascii="Arial" w:hAnsi="Arial" w:cs="Arial"/>
+          <w:highlight w:val="yellow"/>
+          <w:lang w:val="en-US"/>
+        </w:rPr>
+      </w:pPr>
+      <w:r>
+        <w:rPr>
+          <w:rFonts w:ascii="Arial" w:hAnsi="Arial" w:cs="Arial"/>
+          <w:highlight w:val="yellow"/>
           <w:lang w:val="en-US"/>
         </w:rPr>
         <w:t>B) Getting data into the app and adding context to messages</w:t>
@@ -13871,15 +14192,16 @@
         <w:ind w:left="400"/>
         <w:rPr>
           <w:rFonts w:ascii="Arial" w:hAnsi="Arial" w:cs="Arial"/>
-          <w:lang w:val="en-US"/>
-        </w:rPr>
-      </w:pPr>
-      <w:r>
-        <w:rPr>
-          <w:rFonts w:ascii="Arial" w:hAnsi="Arial" w:cs="Arial"/>
-          <w:lang w:val="en-US"/>
-        </w:rPr>
-        <w:lastRenderedPageBreak/>
+          <w:highlight w:val="yellow"/>
+          <w:lang w:val="en-US"/>
+        </w:rPr>
+      </w:pPr>
+      <w:r>
+        <w:rPr>
+          <w:rFonts w:ascii="Arial" w:hAnsi="Arial" w:cs="Arial"/>
+          <w:highlight w:val="yellow"/>
+          <w:lang w:val="en-US"/>
+        </w:rPr>
         <w:t>B) Who controls when each one is used — the model, the app, or the user</w:t>
       </w:r>
     </w:p>
@@ -13935,13 +14257,30 @@
       </w:r>
     </w:p>
     <w:sectPr>
-      <w:pgSz w:w="11906" w:h="16838"/>
+      <w:pgSz w:w="11906" w:h="16838" w:orient="portrait"/>
       <w:pgMar w:top="1000" w:right="1200" w:bottom="1000" w:left="1200" w:header="708" w:footer="708" w:gutter="0"/>
       <w:cols w:space="720"/>
       <w:docGrid w:linePitch="360"/>
     </w:sectPr>
   </w:body>
 </w:document>
+</file>
+
+<file path=word/intelligence2.xml><?xml version="1.0" encoding="utf-8"?>
+<int2:intelligence xmlns:int2="http://schemas.microsoft.com/office/intelligence/2020/intelligence">
+  <int2:observations>
+    <int2:textHash int2:hashCode="EBVWZ+ruKJOL0Z" int2:id="lDjJ5wH4">
+      <int2:state int2:type="spell" int2:value="Rejected"/>
+    </int2:textHash>
+    <int2:textHash int2:hashCode="1L1dKwl8HYiMqy" int2:id="RhaRSLum">
+      <int2:state int2:type="spell" int2:value="Rejected"/>
+    </int2:textHash>
+    <int2:bookmark int2:bookmarkName="_Int_mtxggenb" int2:invalidationBookmarkName="" int2:hashCode="moMMcUuytSuPgX" int2:id="aHdCUWBu">
+      <int2:state int2:type="gram" int2:value="Rejected"/>
+    </int2:bookmark>
+  </int2:observations>
+  <int2:intelligenceSettings/>
+</int2:intelligence>
 </file>
 
 <file path=word/numbering.xml><?xml version="1.0" encoding="utf-8"?>
@@ -14046,7 +14385,7 @@
   <w:docDefaults>
     <w:rPrDefault>
       <w:rPr>
-        <w:rFonts w:ascii="Ink Free" w:eastAsia="Ink Free" w:hAnsi="Ink Free" w:cs="Ink Free"/>
+        <w:rFonts w:ascii="Ink Free" w:hAnsi="Ink Free" w:eastAsia="Ink Free" w:cs="Ink Free"/>
         <w:sz w:val="26"/>
         <w:szCs w:val="26"/>
         <w:lang w:val="pt-BR" w:eastAsia="pt-BR" w:bidi="ar-SA"/>
@@ -14057,14 +14396,14 @@
   <w:latentStyles w:defLockedState="0" w:defUIPriority="99" w:defSemiHidden="0" w:defUnhideWhenUsed="0" w:defQFormat="0" w:count="376">
     <w:lsdException w:name="Normal" w:uiPriority="0" w:qFormat="1"/>
     <w:lsdException w:name="heading 1" w:uiPriority="9" w:qFormat="1"/>
-    <w:lsdException w:name="heading 2" w:semiHidden="1" w:uiPriority="9" w:unhideWhenUsed="1" w:qFormat="1"/>
-    <w:lsdException w:name="heading 3" w:semiHidden="1" w:uiPriority="9" w:unhideWhenUsed="1" w:qFormat="1"/>
-    <w:lsdException w:name="heading 4" w:semiHidden="1" w:uiPriority="9" w:unhideWhenUsed="1" w:qFormat="1"/>
-    <w:lsdException w:name="heading 5" w:semiHidden="1" w:uiPriority="9" w:unhideWhenUsed="1" w:qFormat="1"/>
-    <w:lsdException w:name="heading 6" w:semiHidden="1" w:uiPriority="9" w:unhideWhenUsed="1" w:qFormat="1"/>
-    <w:lsdException w:name="heading 7" w:semiHidden="1" w:uiPriority="9" w:unhideWhenUsed="1" w:qFormat="1"/>
-    <w:lsdException w:name="heading 8" w:semiHidden="1" w:uiPriority="9" w:unhideWhenUsed="1" w:qFormat="1"/>
-    <w:lsdException w:name="heading 9" w:semiHidden="1" w:uiPriority="9" w:unhideWhenUsed="1" w:qFormat="1"/>
+    <w:lsdException w:name="heading 2" w:uiPriority="9" w:semiHidden="1" w:unhideWhenUsed="1" w:qFormat="1"/>
+    <w:lsdException w:name="heading 3" w:uiPriority="9" w:semiHidden="1" w:unhideWhenUsed="1" w:qFormat="1"/>
+    <w:lsdException w:name="heading 4" w:uiPriority="9" w:semiHidden="1" w:unhideWhenUsed="1" w:qFormat="1"/>
+    <w:lsdException w:name="heading 5" w:uiPriority="9" w:semiHidden="1" w:unhideWhenUsed="1" w:qFormat="1"/>
+    <w:lsdException w:name="heading 6" w:uiPriority="9" w:semiHidden="1" w:unhideWhenUsed="1" w:qFormat="1"/>
+    <w:lsdException w:name="heading 7" w:uiPriority="9" w:semiHidden="1" w:unhideWhenUsed="1" w:qFormat="1"/>
+    <w:lsdException w:name="heading 8" w:uiPriority="9" w:semiHidden="1" w:unhideWhenUsed="1" w:qFormat="1"/>
+    <w:lsdException w:name="heading 9" w:uiPriority="9" w:semiHidden="1" w:unhideWhenUsed="1" w:qFormat="1"/>
     <w:lsdException w:name="index 1" w:semiHidden="1" w:unhideWhenUsed="1"/>
     <w:lsdException w:name="index 2" w:semiHidden="1" w:unhideWhenUsed="1"/>
     <w:lsdException w:name="index 3" w:semiHidden="1" w:unhideWhenUsed="1"/>
@@ -14074,22 +14413,22 @@
     <w:lsdException w:name="index 7" w:semiHidden="1" w:unhideWhenUsed="1"/>
     <w:lsdException w:name="index 8" w:semiHidden="1" w:unhideWhenUsed="1"/>
     <w:lsdException w:name="index 9" w:semiHidden="1" w:unhideWhenUsed="1"/>
-    <w:lsdException w:name="toc 1" w:semiHidden="1" w:uiPriority="39" w:unhideWhenUsed="1"/>
-    <w:lsdException w:name="toc 2" w:semiHidden="1" w:uiPriority="39" w:unhideWhenUsed="1"/>
-    <w:lsdException w:name="toc 3" w:semiHidden="1" w:uiPriority="39" w:unhideWhenUsed="1"/>
-    <w:lsdException w:name="toc 4" w:semiHidden="1" w:uiPriority="39" w:unhideWhenUsed="1"/>
-    <w:lsdException w:name="toc 5" w:semiHidden="1" w:uiPriority="39" w:unhideWhenUsed="1"/>
-    <w:lsdException w:name="toc 6" w:semiHidden="1" w:uiPriority="39" w:unhideWhenUsed="1"/>
-    <w:lsdException w:name="toc 7" w:semiHidden="1" w:uiPriority="39" w:unhideWhenUsed="1"/>
-    <w:lsdException w:name="toc 8" w:semiHidden="1" w:uiPriority="39" w:unhideWhenUsed="1"/>
-    <w:lsdException w:name="toc 9" w:semiHidden="1" w:uiPriority="39" w:unhideWhenUsed="1"/>
+    <w:lsdException w:name="toc 1" w:uiPriority="39" w:semiHidden="1" w:unhideWhenUsed="1"/>
+    <w:lsdException w:name="toc 2" w:uiPriority="39" w:semiHidden="1" w:unhideWhenUsed="1"/>
+    <w:lsdException w:name="toc 3" w:uiPriority="39" w:semiHidden="1" w:unhideWhenUsed="1"/>
+    <w:lsdException w:name="toc 4" w:uiPriority="39" w:semiHidden="1" w:unhideWhenUsed="1"/>
+    <w:lsdException w:name="toc 5" w:uiPriority="39" w:semiHidden="1" w:unhideWhenUsed="1"/>
+    <w:lsdException w:name="toc 6" w:uiPriority="39" w:semiHidden="1" w:unhideWhenUsed="1"/>
+    <w:lsdException w:name="toc 7" w:uiPriority="39" w:semiHidden="1" w:unhideWhenUsed="1"/>
+    <w:lsdException w:name="toc 8" w:uiPriority="39" w:semiHidden="1" w:unhideWhenUsed="1"/>
+    <w:lsdException w:name="toc 9" w:uiPriority="39" w:semiHidden="1" w:unhideWhenUsed="1"/>
     <w:lsdException w:name="Normal Indent" w:semiHidden="1" w:unhideWhenUsed="1"/>
     <w:lsdException w:name="footnote text" w:semiHidden="1" w:unhideWhenUsed="1"/>
     <w:lsdException w:name="annotation text" w:semiHidden="1" w:unhideWhenUsed="1"/>
     <w:lsdException w:name="header" w:semiHidden="1" w:unhideWhenUsed="1"/>
     <w:lsdException w:name="footer" w:semiHidden="1" w:unhideWhenUsed="1"/>
     <w:lsdException w:name="index heading" w:semiHidden="1" w:unhideWhenUsed="1"/>
-    <w:lsdException w:name="caption" w:semiHidden="1" w:uiPriority="35" w:unhideWhenUsed="1" w:qFormat="1"/>
+    <w:lsdException w:name="caption" w:uiPriority="35" w:semiHidden="1" w:unhideWhenUsed="1" w:qFormat="1"/>
     <w:lsdException w:name="table of figures" w:semiHidden="1" w:unhideWhenUsed="1"/>
     <w:lsdException w:name="envelope address" w:semiHidden="1" w:unhideWhenUsed="1"/>
     <w:lsdException w:name="envelope return" w:semiHidden="1" w:unhideWhenUsed="1"/>
@@ -14120,7 +14459,7 @@
     <w:lsdException w:name="Title" w:uiPriority="10" w:qFormat="1"/>
     <w:lsdException w:name="Closing" w:semiHidden="1" w:unhideWhenUsed="1"/>
     <w:lsdException w:name="Signature" w:semiHidden="1" w:unhideWhenUsed="1"/>
-    <w:lsdException w:name="Default Paragraph Font" w:semiHidden="1" w:uiPriority="1" w:unhideWhenUsed="1"/>
+    <w:lsdException w:name="Default Paragraph Font" w:uiPriority="1" w:semiHidden="1" w:unhideWhenUsed="1"/>
     <w:lsdException w:name="Body Text" w:semiHidden="1" w:unhideWhenUsed="1"/>
     <w:lsdException w:name="Body Text Indent" w:semiHidden="1" w:unhideWhenUsed="1"/>
     <w:lsdException w:name="List Continue" w:semiHidden="1" w:unhideWhenUsed="1"/>
@@ -14320,8 +14659,8 @@
     <w:lsdException w:name="Subtle Reference" w:uiPriority="31" w:qFormat="1"/>
     <w:lsdException w:name="Intense Reference" w:uiPriority="32" w:qFormat="1"/>
     <w:lsdException w:name="Book Title" w:uiPriority="33" w:qFormat="1"/>
-    <w:lsdException w:name="Bibliography" w:semiHidden="1" w:uiPriority="37" w:unhideWhenUsed="1"/>
-    <w:lsdException w:name="TOC Heading" w:semiHidden="1" w:uiPriority="39" w:unhideWhenUsed="1" w:qFormat="1"/>
+    <w:lsdException w:name="Bibliography" w:uiPriority="37" w:semiHidden="1" w:unhideWhenUsed="1"/>
+    <w:lsdException w:name="TOC Heading" w:uiPriority="39" w:semiHidden="1" w:unhideWhenUsed="1" w:qFormat="1"/>
     <w:lsdException w:name="Plain Table 1" w:uiPriority="41"/>
     <w:lsdException w:name="Plain Table 2" w:uiPriority="42"/>
     <w:lsdException w:name="Plain Table 3" w:uiPriority="43"/>
@@ -14432,7 +14771,7 @@
     <w:lsdException w:name="Unresolved Mention" w:semiHidden="1" w:unhideWhenUsed="1"/>
     <w:lsdException w:name="Smart Link" w:semiHidden="1" w:unhideWhenUsed="1"/>
   </w:latentStyles>
-  <w:style w:type="paragraph" w:default="1" w:styleId="Normal">
+  <w:style w:type="paragraph" w:styleId="Normal" w:default="1">
     <w:name w:val="Normal"/>
     <w:qFormat/>
   </w:style>
@@ -14517,13 +14856,13 @@
       <w:color w:val="1F4D78"/>
     </w:rPr>
   </w:style>
-  <w:style w:type="character" w:default="1" w:styleId="Fontepargpadro">
+  <w:style w:type="character" w:styleId="Fontepargpadro" w:default="1">
     <w:name w:val="Default Paragraph Font"/>
     <w:uiPriority w:val="1"/>
     <w:semiHidden/>
     <w:unhideWhenUsed/>
   </w:style>
-  <w:style w:type="table" w:default="1" w:styleId="Tabelanormal">
+  <w:style w:type="table" w:styleId="Tabelanormal" w:default="1">
     <w:name w:val="Normal Table"/>
     <w:uiPriority w:val="99"/>
     <w:semiHidden/>
@@ -14538,7 +14877,7 @@
       </w:tblCellMar>
     </w:tblPr>
   </w:style>
-  <w:style w:type="numbering" w:default="1" w:styleId="Semlista">
+  <w:style w:type="numbering" w:styleId="Semlista" w:default="1">
     <w:name w:val="No List"/>
     <w:uiPriority w:val="99"/>
     <w:semiHidden/>
@@ -14553,7 +14892,7 @@
       <w:szCs w:val="56"/>
     </w:rPr>
   </w:style>
-  <w:style w:type="paragraph" w:customStyle="1" w:styleId="Forte1">
+  <w:style w:type="paragraph" w:styleId="Forte1" w:customStyle="1">
     <w:name w:val="Forte1"/>
     <w:qFormat/>
     <w:rPr>
@@ -14594,7 +14933,7 @@
       <w:szCs w:val="20"/>
     </w:rPr>
   </w:style>
-  <w:style w:type="character" w:customStyle="1" w:styleId="TextodenotaderodapChar">
+  <w:style w:type="character" w:styleId="TextodenotaderodapChar" w:customStyle="1">
     <w:name w:val="Texto de nota de rodapé Char"/>
     <w:link w:val="Textodenotaderodap"/>
     <w:uiPriority w:val="99"/>
@@ -14625,7 +14964,7 @@
       <w:szCs w:val="20"/>
     </w:rPr>
   </w:style>
-  <w:style w:type="character" w:customStyle="1" w:styleId="TextodenotadefimChar">
+  <w:style w:type="character" w:styleId="TextodenotadefimChar" w:customStyle="1">
     <w:name w:val="Texto de nota de fim Char"/>
     <w:link w:val="Textodenotadefim"/>
     <w:uiPriority w:val="99"/>
@@ -14640,7 +14979,7 @@
 </file>
 
 <file path=word/theme/theme1.xml><?xml version="1.0" encoding="utf-8"?>
-<a:theme xmlns:a="http://schemas.openxmlformats.org/drawingml/2006/main" name="Tema do Office">
+<a:theme xmlns:a="http://schemas.openxmlformats.org/drawingml/2006/main" xmlns:thm15="http://schemas.microsoft.com/office/thememl/2012/main" name="Tema do Office">
   <a:themeElements>
     <a:clrScheme name="Office">
       <a:dk1>
